--- a/projects/paper-sci-01/artifacts/reference.docx
+++ b/projects/paper-sci-01/artifacts/reference.docx
@@ -26985,7 +26985,7 @@
     <w:rsid w:val="005107AC"/>
     <w:pPr>
       <w:spacing w:before="340" w:after="330" w:line="360" w:lineRule="auto"/>
-      <w:jc w:val="center"/>
+      <w:jc w:val="left"/>
       <w:outlineLvl w:val="0"/>
     </w:pPr>
     <w:rPr>
